--- a/EXPORTS/DOCX/published/niveau3/English/NZG.docx
+++ b/EXPORTS/DOCX/published/niveau3/English/NZG.docx
@@ -543,7 +543,25 @@
           <w:color w:val="000000"/>
           <w:sz w:val="24"/>
         </w:rPr>
-        <w:t xml:space="preserve">were also active in other areas within the former </w:t>
+        <w:t>were also active in other areas within the forme</w:t>
+      </w:r>
+      <w:r>
+        <w:rPr>
+          <w:u w:val="single" w:color="0000ff"/>
+          <w:rFonts w:ascii="Charis SIL Regular" w:hAnsi="Charis SIL Regular" w:eastAsia="Charis SIL Regular"/>
+          <w:b w:val="0"/>
+          <w:i w:val="0"/>
+          <w:color w:val="000000"/>
+          <w:sz w:val="24"/>
+        </w:rPr>
+        <w:hyperlink r:id="rId10" w:history="1">
+          <w:r>
+            <w:rPr>
+              <w:rStyle w:val="Hyperlink"/>
+            </w:rPr>
+            <w:t xml:space="preserve">r </w:t>
+          </w:r>
+        </w:hyperlink>
       </w:r>
       <w:r>
         <w:rPr>
@@ -554,7 +572,7 @@
           <w:sz w:val="24"/>
           <w:u w:val="single"/>
         </w:rPr>
-        <w:hyperlink r:id="rId12" w:history="1">
+        <w:hyperlink r:id="rId10" w:history="1">
           <w:r>
             <w:rPr>
               <w:rStyle w:val="Hyperlink"/>
@@ -619,7 +637,7 @@
           <w:sz w:val="24"/>
           <w:u w:val="single"/>
         </w:rPr>
-        <w:hyperlink r:id="rId12" w:history="1">
+        <w:hyperlink r:id="rId11" w:history="1">
           <w:r>
             <w:rPr>
               <w:rStyle w:val="Hyperlink"/>
@@ -648,7 +666,7 @@
           <w:sz w:val="24"/>
           <w:u w:val="single"/>
         </w:rPr>
-        <w:hyperlink r:id="rId12" w:history="1">
+        <w:hyperlink r:id="rId11" w:history="1">
           <w:r>
             <w:rPr>
               <w:rStyle w:val="Hyperlink"/>
@@ -2595,7 +2613,7 @@
           <w:sz w:val="24"/>
           <w:u w:val="single"/>
         </w:rPr>
-        <w:hyperlink r:id="rId22" w:history="1">
+        <w:hyperlink r:id="rId20" w:history="1">
           <w:r>
             <w:rPr>
               <w:rStyle w:val="Hyperlink"/>
@@ -2624,7 +2642,7 @@
           <w:sz w:val="24"/>
           <w:u w:val="single"/>
         </w:rPr>
-        <w:hyperlink r:id="rId22" w:history="1">
+        <w:hyperlink r:id="rId20" w:history="1">
           <w:r>
             <w:rPr>
               <w:rStyle w:val="Hyperlink"/>
@@ -2642,7 +2660,7 @@
           <w:sz w:val="24"/>
           <w:u w:val="single"/>
         </w:rPr>
-        <w:hyperlink r:id="rId22" w:history="1">
+        <w:hyperlink r:id="rId20" w:history="1">
           <w:r>
             <w:rPr>
               <w:rStyle w:val="Hyperlink"/>
@@ -2740,7 +2758,7 @@
           <w:sz w:val="24"/>
           <w:u w:val="single"/>
         </w:rPr>
-        <w:hyperlink r:id="rId23" w:history="1">
+        <w:hyperlink r:id="rId22" w:history="1">
           <w:r>
             <w:rPr>
               <w:rStyle w:val="Hyperlink"/>
@@ -2758,7 +2776,7 @@
           <w:sz w:val="24"/>
           <w:u w:val="single"/>
         </w:rPr>
-        <w:hyperlink r:id="rId23" w:history="1">
+        <w:hyperlink r:id="rId22" w:history="1">
           <w:r>
             <w:rPr>
               <w:rStyle w:val="Hyperlink"/>
@@ -2776,7 +2794,7 @@
           <w:sz w:val="24"/>
           <w:u w:val="single"/>
         </w:rPr>
-        <w:hyperlink r:id="rId23" w:history="1">
+        <w:hyperlink r:id="rId22" w:history="1">
           <w:r>
             <w:rPr>
               <w:rStyle w:val="Hyperlink"/>
@@ -2794,7 +2812,7 @@
           <w:sz w:val="24"/>
           <w:u w:val="single"/>
         </w:rPr>
-        <w:hyperlink r:id="rId23" w:history="1">
+        <w:hyperlink r:id="rId22" w:history="1">
           <w:r>
             <w:rPr>
               <w:rStyle w:val="Hyperlink"/>
@@ -2822,7 +2840,7 @@
           <w:sz w:val="24"/>
           <w:u w:val="single"/>
         </w:rPr>
-        <w:hyperlink r:id="rId24" w:history="1">
+        <w:hyperlink r:id="rId23" w:history="1">
           <w:r>
             <w:rPr>
               <w:rStyle w:val="Hyperlink"/>
@@ -2840,7 +2858,7 @@
           <w:sz w:val="24"/>
           <w:u w:val="single"/>
         </w:rPr>
-        <w:hyperlink r:id="rId23" w:history="1">
+        <w:hyperlink r:id="rId22" w:history="1">
           <w:r>
             <w:rPr>
               <w:rStyle w:val="Hyperlink"/>
@@ -2858,7 +2876,7 @@
           <w:sz w:val="24"/>
           <w:u w:val="single"/>
         </w:rPr>
-        <w:hyperlink r:id="rId23" w:history="1">
+        <w:hyperlink r:id="rId22" w:history="1">
           <w:r>
             <w:rPr>
               <w:rStyle w:val="Hyperlink"/>
@@ -2875,7 +2893,7 @@
           <w:color w:val="000000"/>
           <w:sz w:val="24"/>
         </w:rPr>
-        <w:hyperlink r:id="rId23" w:history="1">
+        <w:hyperlink r:id="rId22" w:history="1">
           <w:r>
             <w:rPr>
               <w:rStyle w:val="Hyperlink"/>
@@ -2893,7 +2911,7 @@
           <w:sz w:val="24"/>
           <w:u w:val="single"/>
         </w:rPr>
-        <w:hyperlink r:id="rId23" w:history="1">
+        <w:hyperlink r:id="rId22" w:history="1">
           <w:r>
             <w:rPr>
               <w:rStyle w:val="Hyperlink"/>
@@ -2922,7 +2940,7 @@
           <w:sz w:val="24"/>
           <w:u w:val="single"/>
         </w:rPr>
-        <w:hyperlink r:id="rId25" w:history="1">
+        <w:hyperlink r:id="rId22" w:history="1">
           <w:r>
             <w:rPr>
               <w:rStyle w:val="Hyperlink"/>
@@ -2940,7 +2958,7 @@
           <w:sz w:val="24"/>
           <w:u w:val="single"/>
         </w:rPr>
-        <w:hyperlink r:id="rId25" w:history="1">
+        <w:hyperlink r:id="rId22" w:history="1">
           <w:r>
             <w:rPr>
               <w:rStyle w:val="Hyperlink"/>
@@ -3048,7 +3066,7 @@
           <w:sz w:val="24"/>
           <w:u w:val="single"/>
         </w:rPr>
-        <w:hyperlink r:id="rId26" w:history="1">
+        <w:hyperlink r:id="rId24" w:history="1">
           <w:r>
             <w:rPr>
               <w:rStyle w:val="Hyperlink"/>
@@ -3066,7 +3084,7 @@
           <w:sz w:val="24"/>
           <w:u w:val="single"/>
         </w:rPr>
-        <w:hyperlink r:id="rId26" w:history="1">
+        <w:hyperlink r:id="rId24" w:history="1">
           <w:r>
             <w:rPr>
               <w:rStyle w:val="Hyperlink"/>
@@ -3084,7 +3102,7 @@
           <w:sz w:val="24"/>
           <w:u w:val="single"/>
         </w:rPr>
-        <w:hyperlink r:id="rId26" w:history="1">
+        <w:hyperlink r:id="rId24" w:history="1">
           <w:r>
             <w:rPr>
               <w:rStyle w:val="Hyperlink"/>
@@ -3102,7 +3120,7 @@
           <w:sz w:val="24"/>
           <w:u w:val="single"/>
         </w:rPr>
-        <w:hyperlink r:id="rId26" w:history="1">
+        <w:hyperlink r:id="rId24" w:history="1">
           <w:r>
             <w:rPr>
               <w:rStyle w:val="Hyperlink"/>
@@ -3123,7 +3141,7 @@
           <w:sz w:val="24"/>
           <w:u w:val="single"/>
         </w:rPr>
-        <w:hyperlink r:id="rId26" w:history="1">
+        <w:hyperlink r:id="rId24" w:history="1">
           <w:r>
             <w:rPr>
               <w:rStyle w:val="Hyperlink"/>
@@ -3141,7 +3159,7 @@
           <w:sz w:val="24"/>
           <w:u w:val="single"/>
         </w:rPr>
-        <w:hyperlink r:id="rId26" w:history="1">
+        <w:hyperlink r:id="rId24" w:history="1">
           <w:r>
             <w:rPr>
               <w:rStyle w:val="Hyperlink"/>
@@ -3159,7 +3177,7 @@
           <w:sz w:val="24"/>
           <w:u w:val="single"/>
         </w:rPr>
-        <w:hyperlink r:id="rId26" w:history="1">
+        <w:hyperlink r:id="rId24" w:history="1">
           <w:r>
             <w:rPr>
               <w:rStyle w:val="Hyperlink"/>
@@ -3177,7 +3195,7 @@
           <w:sz w:val="24"/>
           <w:u w:val="single"/>
         </w:rPr>
-        <w:hyperlink r:id="rId26" w:history="1">
+        <w:hyperlink r:id="rId24" w:history="1">
           <w:r>
             <w:rPr>
               <w:rStyle w:val="Hyperlink"/>
@@ -3195,7 +3213,7 @@
           <w:sz w:val="24"/>
           <w:u w:val="single"/>
         </w:rPr>
-        <w:hyperlink r:id="rId26" w:history="1">
+        <w:hyperlink r:id="rId24" w:history="1">
           <w:r>
             <w:rPr>
               <w:rStyle w:val="Hyperlink"/>
@@ -3223,7 +3241,7 @@
           <w:sz w:val="24"/>
           <w:u w:val="single"/>
         </w:rPr>
-        <w:hyperlink r:id="rId26" w:history="1">
+        <w:hyperlink r:id="rId24" w:history="1">
           <w:r>
             <w:rPr>
               <w:rStyle w:val="Hyperlink"/>
@@ -3324,7 +3342,7 @@
           <w:sz w:val="24"/>
           <w:u w:val="single"/>
         </w:rPr>
-        <w:hyperlink r:id="rId27" w:history="1">
+        <w:hyperlink r:id="rId25" w:history="1">
           <w:r>
             <w:rPr>
               <w:rStyle w:val="Hyperlink"/>
@@ -3342,7 +3360,7 @@
           <w:sz w:val="24"/>
           <w:u w:val="single"/>
         </w:rPr>
-        <w:hyperlink r:id="rId27" w:history="1">
+        <w:hyperlink r:id="rId25" w:history="1">
           <w:r>
             <w:rPr>
               <w:rStyle w:val="Hyperlink"/>
@@ -3360,7 +3378,7 @@
           <w:sz w:val="24"/>
           <w:u w:val="single"/>
         </w:rPr>
-        <w:hyperlink r:id="rId27" w:history="1">
+        <w:hyperlink r:id="rId25" w:history="1">
           <w:r>
             <w:rPr>
               <w:rStyle w:val="Hyperlink"/>
@@ -3378,7 +3396,7 @@
           <w:sz w:val="24"/>
           <w:u w:val="single"/>
         </w:rPr>
-        <w:hyperlink r:id="rId27" w:history="1">
+        <w:hyperlink r:id="rId25" w:history="1">
           <w:r>
             <w:rPr>
               <w:rStyle w:val="Hyperlink"/>
@@ -3396,7 +3414,7 @@
           <w:sz w:val="24"/>
           <w:u w:val="single"/>
         </w:rPr>
-        <w:hyperlink r:id="rId27" w:history="1">
+        <w:hyperlink r:id="rId25" w:history="1">
           <w:r>
             <w:rPr>
               <w:rStyle w:val="Hyperlink"/>
@@ -3414,7 +3432,7 @@
           <w:sz w:val="24"/>
           <w:u w:val="single"/>
         </w:rPr>
-        <w:hyperlink r:id="rId27" w:history="1">
+        <w:hyperlink r:id="rId25" w:history="1">
           <w:r>
             <w:rPr>
               <w:rStyle w:val="Hyperlink"/>

--- a/EXPORTS/DOCX/published/niveau3/English/NZG.docx
+++ b/EXPORTS/DOCX/published/niveau3/English/NZG.docx
@@ -617,16 +617,8 @@
           <w:i w:val="0"/>
           <w:color w:val="0000FF"/>
           <w:sz w:val="24"/>
-          <w:u w:val="single"/>
         </w:rPr>
-        <w:hyperlink r:id="rId12" w:history="1">
-          <w:r>
-            <w:rPr>
-              <w:rStyle w:val="Hyperlink"/>
-            </w:rPr>
-            <w:t>E</w:t>
-          </w:r>
-        </w:hyperlink>
+        <w:t>E</w:t>
       </w:r>
       <w:r>
         <w:rPr>
@@ -2560,7 +2552,7 @@
           <w:sz w:val="24"/>
           <w:u w:val="single"/>
         </w:rPr>
-        <w:hyperlink r:id="rId20" w:history="1">
+        <w:hyperlink r:id="rId21" w:history="1">
           <w:r>
             <w:rPr>
               <w:rStyle w:val="Hyperlink"/>
@@ -2578,7 +2570,7 @@
           <w:sz w:val="24"/>
           <w:u w:val="single"/>
         </w:rPr>
-        <w:hyperlink r:id="rId20" w:history="1">
+        <w:hyperlink r:id="rId21" w:history="1">
           <w:r>
             <w:rPr>
               <w:rStyle w:val="Hyperlink"/>
@@ -2589,20 +2581,14 @@
       </w:r>
       <w:r>
         <w:rPr>
+          <w:u w:val="single" w:color="0000ff"/>
           <w:rFonts w:ascii="Charis SIL Regular" w:hAnsi="Charis SIL Regular" w:eastAsia="Charis SIL Regular"/>
           <w:b w:val="0"/>
           <w:i w:val="0"/>
           <w:color w:val="000000"/>
           <w:sz w:val="24"/>
         </w:rPr>
-        <w:hyperlink r:id="rId20" w:history="1">
-          <w:r>
-            <w:rPr>
-              <w:rStyle w:val="Hyperlink"/>
-            </w:rPr>
-            <w:t xml:space="preserve">, </w:t>
-          </w:r>
-        </w:hyperlink>
+        <w:t xml:space="preserve">, </w:t>
       </w:r>
       <w:r>
         <w:rPr>
@@ -2613,7 +2599,7 @@
           <w:sz w:val="24"/>
           <w:u w:val="single"/>
         </w:rPr>
-        <w:hyperlink r:id="rId20" w:history="1">
+        <w:hyperlink r:id="rId22" w:history="1">
           <w:r>
             <w:rPr>
               <w:rStyle w:val="Hyperlink"/>
@@ -2642,7 +2628,7 @@
           <w:sz w:val="24"/>
           <w:u w:val="single"/>
         </w:rPr>
-        <w:hyperlink r:id="rId20" w:history="1">
+        <w:hyperlink r:id="rId22" w:history="1">
           <w:r>
             <w:rPr>
               <w:rStyle w:val="Hyperlink"/>
@@ -2660,7 +2646,7 @@
           <w:sz w:val="24"/>
           <w:u w:val="single"/>
         </w:rPr>
-        <w:hyperlink r:id="rId20" w:history="1">
+        <w:hyperlink r:id="rId22" w:history="1">
           <w:r>
             <w:rPr>
               <w:rStyle w:val="Hyperlink"/>
@@ -2758,7 +2744,7 @@
           <w:sz w:val="24"/>
           <w:u w:val="single"/>
         </w:rPr>
-        <w:hyperlink r:id="rId22" w:history="1">
+        <w:hyperlink r:id="rId23" w:history="1">
           <w:r>
             <w:rPr>
               <w:rStyle w:val="Hyperlink"/>
@@ -2776,7 +2762,7 @@
           <w:sz w:val="24"/>
           <w:u w:val="single"/>
         </w:rPr>
-        <w:hyperlink r:id="rId22" w:history="1">
+        <w:hyperlink r:id="rId23" w:history="1">
           <w:r>
             <w:rPr>
               <w:rStyle w:val="Hyperlink"/>
@@ -2794,7 +2780,7 @@
           <w:sz w:val="24"/>
           <w:u w:val="single"/>
         </w:rPr>
-        <w:hyperlink r:id="rId22" w:history="1">
+        <w:hyperlink r:id="rId23" w:history="1">
           <w:r>
             <w:rPr>
               <w:rStyle w:val="Hyperlink"/>
@@ -2812,7 +2798,7 @@
           <w:sz w:val="24"/>
           <w:u w:val="single"/>
         </w:rPr>
-        <w:hyperlink r:id="rId22" w:history="1">
+        <w:hyperlink r:id="rId23" w:history="1">
           <w:r>
             <w:rPr>
               <w:rStyle w:val="Hyperlink"/>
@@ -2840,7 +2826,7 @@
           <w:sz w:val="24"/>
           <w:u w:val="single"/>
         </w:rPr>
-        <w:hyperlink r:id="rId23" w:history="1">
+        <w:hyperlink r:id="rId24" w:history="1">
           <w:r>
             <w:rPr>
               <w:rStyle w:val="Hyperlink"/>
@@ -2858,7 +2844,7 @@
           <w:sz w:val="24"/>
           <w:u w:val="single"/>
         </w:rPr>
-        <w:hyperlink r:id="rId22" w:history="1">
+        <w:hyperlink r:id="rId23" w:history="1">
           <w:r>
             <w:rPr>
               <w:rStyle w:val="Hyperlink"/>
@@ -2876,7 +2862,7 @@
           <w:sz w:val="24"/>
           <w:u w:val="single"/>
         </w:rPr>
-        <w:hyperlink r:id="rId22" w:history="1">
+        <w:hyperlink r:id="rId23" w:history="1">
           <w:r>
             <w:rPr>
               <w:rStyle w:val="Hyperlink"/>
@@ -2893,7 +2879,7 @@
           <w:color w:val="000000"/>
           <w:sz w:val="24"/>
         </w:rPr>
-        <w:hyperlink r:id="rId22" w:history="1">
+        <w:hyperlink r:id="rId23" w:history="1">
           <w:r>
             <w:rPr>
               <w:rStyle w:val="Hyperlink"/>
@@ -2911,7 +2897,7 @@
           <w:sz w:val="24"/>
           <w:u w:val="single"/>
         </w:rPr>
-        <w:hyperlink r:id="rId22" w:history="1">
+        <w:hyperlink r:id="rId25" w:history="1">
           <w:r>
             <w:rPr>
               <w:rStyle w:val="Hyperlink"/>
@@ -2940,7 +2926,7 @@
           <w:sz w:val="24"/>
           <w:u w:val="single"/>
         </w:rPr>
-        <w:hyperlink r:id="rId22" w:history="1">
+        <w:hyperlink r:id="rId25" w:history="1">
           <w:r>
             <w:rPr>
               <w:rStyle w:val="Hyperlink"/>
@@ -2958,7 +2944,7 @@
           <w:sz w:val="24"/>
           <w:u w:val="single"/>
         </w:rPr>
-        <w:hyperlink r:id="rId22" w:history="1">
+        <w:hyperlink r:id="rId25" w:history="1">
           <w:r>
             <w:rPr>
               <w:rStyle w:val="Hyperlink"/>
@@ -3066,7 +3052,7 @@
           <w:sz w:val="24"/>
           <w:u w:val="single"/>
         </w:rPr>
-        <w:hyperlink r:id="rId24" w:history="1">
+        <w:hyperlink r:id="rId26" w:history="1">
           <w:r>
             <w:rPr>
               <w:rStyle w:val="Hyperlink"/>
@@ -3084,7 +3070,7 @@
           <w:sz w:val="24"/>
           <w:u w:val="single"/>
         </w:rPr>
-        <w:hyperlink r:id="rId24" w:history="1">
+        <w:hyperlink r:id="rId26" w:history="1">
           <w:r>
             <w:rPr>
               <w:rStyle w:val="Hyperlink"/>
@@ -3102,7 +3088,7 @@
           <w:sz w:val="24"/>
           <w:u w:val="single"/>
         </w:rPr>
-        <w:hyperlink r:id="rId24" w:history="1">
+        <w:hyperlink r:id="rId26" w:history="1">
           <w:r>
             <w:rPr>
               <w:rStyle w:val="Hyperlink"/>
@@ -3120,7 +3106,7 @@
           <w:sz w:val="24"/>
           <w:u w:val="single"/>
         </w:rPr>
-        <w:hyperlink r:id="rId24" w:history="1">
+        <w:hyperlink r:id="rId26" w:history="1">
           <w:r>
             <w:rPr>
               <w:rStyle w:val="Hyperlink"/>
@@ -3141,7 +3127,7 @@
           <w:sz w:val="24"/>
           <w:u w:val="single"/>
         </w:rPr>
-        <w:hyperlink r:id="rId24" w:history="1">
+        <w:hyperlink r:id="rId26" w:history="1">
           <w:r>
             <w:rPr>
               <w:rStyle w:val="Hyperlink"/>
@@ -3159,7 +3145,7 @@
           <w:sz w:val="24"/>
           <w:u w:val="single"/>
         </w:rPr>
-        <w:hyperlink r:id="rId24" w:history="1">
+        <w:hyperlink r:id="rId26" w:history="1">
           <w:r>
             <w:rPr>
               <w:rStyle w:val="Hyperlink"/>
@@ -3177,7 +3163,7 @@
           <w:sz w:val="24"/>
           <w:u w:val="single"/>
         </w:rPr>
-        <w:hyperlink r:id="rId24" w:history="1">
+        <w:hyperlink r:id="rId26" w:history="1">
           <w:r>
             <w:rPr>
               <w:rStyle w:val="Hyperlink"/>
@@ -3195,7 +3181,7 @@
           <w:sz w:val="24"/>
           <w:u w:val="single"/>
         </w:rPr>
-        <w:hyperlink r:id="rId24" w:history="1">
+        <w:hyperlink r:id="rId26" w:history="1">
           <w:r>
             <w:rPr>
               <w:rStyle w:val="Hyperlink"/>
@@ -3213,7 +3199,7 @@
           <w:sz w:val="24"/>
           <w:u w:val="single"/>
         </w:rPr>
-        <w:hyperlink r:id="rId24" w:history="1">
+        <w:hyperlink r:id="rId26" w:history="1">
           <w:r>
             <w:rPr>
               <w:rStyle w:val="Hyperlink"/>
@@ -3241,7 +3227,7 @@
           <w:sz w:val="24"/>
           <w:u w:val="single"/>
         </w:rPr>
-        <w:hyperlink r:id="rId24" w:history="1">
+        <w:hyperlink r:id="rId26" w:history="1">
           <w:r>
             <w:rPr>
               <w:rStyle w:val="Hyperlink"/>
@@ -3342,7 +3328,7 @@
           <w:sz w:val="24"/>
           <w:u w:val="single"/>
         </w:rPr>
-        <w:hyperlink r:id="rId25" w:history="1">
+        <w:hyperlink r:id="rId27" w:history="1">
           <w:r>
             <w:rPr>
               <w:rStyle w:val="Hyperlink"/>
@@ -3360,7 +3346,7 @@
           <w:sz w:val="24"/>
           <w:u w:val="single"/>
         </w:rPr>
-        <w:hyperlink r:id="rId25" w:history="1">
+        <w:hyperlink r:id="rId27" w:history="1">
           <w:r>
             <w:rPr>
               <w:rStyle w:val="Hyperlink"/>
@@ -3378,7 +3364,7 @@
           <w:sz w:val="24"/>
           <w:u w:val="single"/>
         </w:rPr>
-        <w:hyperlink r:id="rId25" w:history="1">
+        <w:hyperlink r:id="rId27" w:history="1">
           <w:r>
             <w:rPr>
               <w:rStyle w:val="Hyperlink"/>
@@ -3396,7 +3382,7 @@
           <w:sz w:val="24"/>
           <w:u w:val="single"/>
         </w:rPr>
-        <w:hyperlink r:id="rId25" w:history="1">
+        <w:hyperlink r:id="rId27" w:history="1">
           <w:r>
             <w:rPr>
               <w:rStyle w:val="Hyperlink"/>
@@ -3414,7 +3400,7 @@
           <w:sz w:val="24"/>
           <w:u w:val="single"/>
         </w:rPr>
-        <w:hyperlink r:id="rId25" w:history="1">
+        <w:hyperlink r:id="rId27" w:history="1">
           <w:r>
             <w:rPr>
               <w:rStyle w:val="Hyperlink"/>
@@ -3432,7 +3418,7 @@
           <w:sz w:val="24"/>
           <w:u w:val="single"/>
         </w:rPr>
-        <w:hyperlink r:id="rId25" w:history="1">
+        <w:hyperlink r:id="rId27" w:history="1">
           <w:r>
             <w:rPr>
               <w:rStyle w:val="Hyperlink"/>
